--- a/3_SISTEMA/ECU_C3_Verificar_Orden.docx
+++ b/3_SISTEMA/ECU_C3_Verificar_Orden.docx
@@ -205,7 +205,7 @@
           <w:lang w:val="es-ES"/>
         </w:rPr>
         <w:sectPr>
-          <w:headerReference w:type="default" r:id="rId7"/>
+          <w:headerReference w:type="default" r:id="rId8"/>
           <w:endnotePr>
             <w:numFmt w:val="decimal"/>
           </w:endnotePr>
@@ -1364,6 +1364,101 @@
           <w:sz w:val="24"/>
           <w:szCs w:val="24"/>
         </w:rPr>
+        <w:t>esta</w:t>
+      </w:r>
+      <w:proofErr w:type="spellEnd"/>
+      <w:r>
+        <w:rPr>
+          <w:rFonts w:ascii="Arial" w:hAnsi="Arial" w:cs="Arial"/>
+          <w:sz w:val="24"/>
+          <w:szCs w:val="24"/>
+        </w:rPr>
+        <w:t xml:space="preserve"> </w:t>
+      </w:r>
+      <w:proofErr w:type="spellStart"/>
+      <w:r>
+        <w:rPr>
+          <w:rFonts w:ascii="Arial" w:hAnsi="Arial" w:cs="Arial"/>
+          <w:sz w:val="24"/>
+          <w:szCs w:val="24"/>
+        </w:rPr>
+        <w:t>en</w:t>
+      </w:r>
+      <w:proofErr w:type="spellEnd"/>
+      <w:r>
+        <w:rPr>
+          <w:rFonts w:ascii="Arial" w:hAnsi="Arial" w:cs="Arial"/>
+          <w:sz w:val="24"/>
+          <w:szCs w:val="24"/>
+        </w:rPr>
+        <w:t xml:space="preserve"> la </w:t>
+      </w:r>
+      <w:proofErr w:type="spellStart"/>
+      <w:r>
+        <w:rPr>
+          <w:rFonts w:ascii="Arial" w:hAnsi="Arial" w:cs="Arial"/>
+          <w:sz w:val="24"/>
+          <w:szCs w:val="24"/>
+        </w:rPr>
+        <w:t>interfaz</w:t>
+      </w:r>
+      <w:proofErr w:type="spellEnd"/>
+      <w:r>
+        <w:rPr>
+          <w:rFonts w:ascii="Arial" w:hAnsi="Arial" w:cs="Arial"/>
+          <w:sz w:val="24"/>
+          <w:szCs w:val="24"/>
+        </w:rPr>
+        <w:t xml:space="preserve"> Menu Principal.</w:t>
+      </w:r>
+    </w:p>
+    <w:p>
+      <w:pPr>
+        <w:widowControl/>
+        <w:numPr>
+          <w:ilvl w:val="0"/>
+          <w:numId w:val="41"/>
+        </w:numPr>
+        <w:spacing w:before="100" w:beforeAutospacing="1" w:after="100" w:afterAutospacing="1" w:line="240" w:lineRule="auto"/>
+        <w:rPr>
+          <w:rFonts w:ascii="Arial" w:hAnsi="Arial" w:cs="Arial"/>
+          <w:sz w:val="24"/>
+          <w:szCs w:val="24"/>
+        </w:rPr>
+      </w:pPr>
+      <w:r>
+        <w:rPr>
+          <w:rFonts w:ascii="Arial" w:hAnsi="Arial" w:cs="Arial"/>
+          <w:sz w:val="24"/>
+          <w:szCs w:val="24"/>
+        </w:rPr>
+        <w:t xml:space="preserve">El </w:t>
+      </w:r>
+      <w:proofErr w:type="spellStart"/>
+      <w:r>
+        <w:rPr>
+          <w:rFonts w:ascii="Arial" w:hAnsi="Arial" w:cs="Arial"/>
+          <w:sz w:val="24"/>
+          <w:szCs w:val="24"/>
+        </w:rPr>
+        <w:t>Tecnico</w:t>
+      </w:r>
+      <w:proofErr w:type="spellEnd"/>
+      <w:r>
+        <w:rPr>
+          <w:rFonts w:ascii="Arial" w:hAnsi="Arial" w:cs="Arial"/>
+          <w:sz w:val="24"/>
+          <w:szCs w:val="24"/>
+        </w:rPr>
+        <w:t xml:space="preserve"> </w:t>
+      </w:r>
+      <w:proofErr w:type="spellStart"/>
+      <w:r>
+        <w:rPr>
+          <w:rFonts w:ascii="Arial" w:hAnsi="Arial" w:cs="Arial"/>
+          <w:sz w:val="24"/>
+          <w:szCs w:val="24"/>
+        </w:rPr>
         <w:t>abre</w:t>
       </w:r>
       <w:proofErr w:type="spellEnd"/>
@@ -1453,7 +1548,15 @@
           <w:sz w:val="24"/>
           <w:szCs w:val="24"/>
         </w:rPr>
-        <w:t xml:space="preserve">. </w:t>
+        <w:t>.</w:t>
+      </w:r>
+      <w:r>
+        <w:rPr>
+          <w:rFonts w:ascii="Arial" w:hAnsi="Arial" w:cs="Arial"/>
+          <w:sz w:val="24"/>
+          <w:szCs w:val="24"/>
+        </w:rPr>
+        <w:t xml:space="preserve"> </w:t>
       </w:r>
     </w:p>
     <w:p>
@@ -2969,7 +3072,7 @@
                     </pic:cNvPicPr>
                   </pic:nvPicPr>
                   <pic:blipFill>
-                    <a:blip r:embed="rId8">
+                    <a:blip r:embed="rId9">
                       <a:extLst>
                         <a:ext uri="{28A0092B-C50C-407E-A947-70E740481C1C}">
                           <a14:useLocalDpi xmlns:a14="http://schemas.microsoft.com/office/drawing/2010/main" val="0"/>
@@ -3187,7 +3290,7 @@
                     </pic:cNvPicPr>
                   </pic:nvPicPr>
                   <pic:blipFill>
-                    <a:blip r:embed="rId9">
+                    <a:blip r:embed="rId10">
                       <a:extLst>
                         <a:ext uri="{28A0092B-C50C-407E-A947-70E740481C1C}">
                           <a14:useLocalDpi xmlns:a14="http://schemas.microsoft.com/office/drawing/2010/main" val="0"/>
@@ -3220,8 +3323,8 @@
       </w:r>
     </w:p>
     <w:sectPr>
-      <w:headerReference w:type="default" r:id="rId10"/>
-      <w:footerReference w:type="default" r:id="rId11"/>
+      <w:headerReference w:type="default" r:id="rId11"/>
+      <w:footerReference w:type="default" r:id="rId12"/>
       <w:endnotePr>
         <w:numFmt w:val="decimal"/>
       </w:endnotePr>
@@ -10881,4 +10984,16 @@
   <a:objectDefaults/>
   <a:extraClrSchemeLst/>
 </a:theme>
+</file>
+
+<file path=customXml/item1.xml><?xml version="1.0" encoding="utf-8"?>
+<b:Sources xmlns:b="http://schemas.openxmlformats.org/officeDocument/2006/bibliography" xmlns="http://schemas.openxmlformats.org/officeDocument/2006/bibliography" SelectedStyle="\APASixthEditionOfficeOnline.xsl" StyleName="APA" Version="6"/>
+</file>
+
+<file path=customXml/itemProps1.xml><?xml version="1.0" encoding="utf-8"?>
+<ds:datastoreItem xmlns:ds="http://schemas.openxmlformats.org/officeDocument/2006/customXml" ds:itemID="{B223D890-EF92-4D1D-A51A-A3CEBF018610}">
+  <ds:schemaRefs>
+    <ds:schemaRef ds:uri="http://schemas.openxmlformats.org/officeDocument/2006/bibliography"/>
+  </ds:schemaRefs>
+</ds:datastoreItem>
 </file>